--- a/protocol paper/BMJ Open/PARADISE_protocol_BMJOpen.docx
+++ b/protocol paper/BMJ Open/PARADISE_protocol_BMJOpen.docx
@@ -98,7 +98,7 @@
           <w:color w:val="000000"/>
           <w:lang w:val="en-GB"/>
         </w:rPr>
-        <w:t xml:space="preserve">Word count: 6860</w:t>
+        <w:t xml:space="preserve">Word count: 6990</w:t>
       </w:r>
     </w:p>
     <w:p>
@@ -3080,29 +3080,7 @@
           <w:color w:val="000000"/>
           <w:lang w:val="en-GB"/>
         </w:rPr>
-        <w:t xml:space="preserve">Footwear adherence is the percentage of waking time during which the prescribed footwear is worn, across all 7 days of the week. It is derived from Orthotimer wear time and the waking time measured in the MoveMonitor week, and is analysed primarily </w:t>
-      </w:r>
-      <w:commentRangeStart w:id="4"/>
-      <w:r>
-        <w:rPr>
-          <w:color w:val="000000"/>
-          <w:lang w:val="en-GB"/>
-        </w:rPr>
-        <w:t xml:space="preserve">over the 3 months before the 12-month visit</w:t>
-      </w:r>
-      <w:commentRangeEnd w:id="4"/>
-      <w:r>
-        <w:rPr>
-          <w:rStyle w:val="Verwijzingopmerking"/>
-        </w:rPr>
-        <w:commentReference w:id="4"/>
-      </w:r>
-      <w:r>
-        <w:rPr>
-          <w:color w:val="000000"/>
-          <w:lang w:val="en-GB"/>
-        </w:rPr>
-        <w:t xml:space="preserve">, with the full 18-month trajectory as a secondary summary. A responder analysis at 80% of waking time is pre-specified as secondary. The threshold is an operational benchmark used in earlier objective adherence studies </w:t>
+        <w:t xml:space="preserve">Footwear adherence is the percentage of waking time during which the prescribed footwear is worn, across all 7 days of the week. It is derived from Orthotimer wear time and the waking time measured in the MoveMonitor week, and is analysed primarily over the 3 months before the 12-month visit, with the full 18-month trajectory as a secondary summary. A responder analysis at 80% of waking time is pre-specified as secondary. The threshold is an operational benchmark used in earlier objective adherence studies </w:t>
       </w:r>
       <w:sdt>
         <w:sdtPr>
@@ -3487,21 +3465,21 @@
           <w:color w:val="000000"/>
           <w:lang w:val="en-GB"/>
         </w:rPr>
-        <w:t xml:space="preserve">. It is defensible only under our causal hypothesis, namely that SEBIA brings non-adherent participants to the adherence of that subgroup, and the adherent subgroup was defined after randomisation and may differ from non-adherers in other ways. The usual-care rate is set slightly above 44.2% because PARADISE also includes people with a minor amputation. With a two-sided log-rank test, α of 0.05 and 80% power, 41 events are required, corresponding to 108 participants, or 127 after allowing for 15% attrition. We will include 144 participants, 24 per clinic, so that recruitment is balanced across sites.</w:t>
-      </w:r>
-    </w:p>
-    <w:p>
-      <w:pPr>
-        <w:rPr>
-          <w:lang w:val="en-GB"/>
-        </w:rPr>
-      </w:pPr>
-      <w:r>
-        <w:rPr>
-          <w:color w:val="000000"/>
-          <w:lang w:val="en-GB"/>
-        </w:rPr>
-        <w:t xml:space="preserve">With 122 analysable participants, power is 84%, and 90% with complete follow-up. Because the assumption is optimistic by construction, we report power under weaker effects: 64%, 52% and 40% if recurrence under PARADISE is 30%, 32.5% and 35% (online supplemental file 5). The trial can therefore detect the hypothesised effect but not reliably half of it, and a null result will be interpreted with the confidence interval, the mediation analysis and the process evaluation together. For the mediator, assuming a usual-care adherence of 71% (SD 25%) </w:t>
+        <w:t xml:space="preserve">. It is defensible only under our causal hypothesis, namely that SEBIA brings non-adherent participants to the adherence of that subgroup, and the adherent subgroup was defined after randomisation and may differ from non-adherers in other ways. The usual-care rate is set slightly above 44.2% because PARADISE also includes people with a minor amputation. With a two-sided log-rank test, α of 0.05 and 80% power, 41 events are required (Schoenfeld). With every participant followed for 18 months, 37.5% are expected to have an event, which gives 55 participants per arm, or 65 per arm (130 in total) after allowing for 15% attrition. We will include 144 participants, 24 per clinic, so that recruitment is balanced across sites and the stratified analysis is not underpowered.</w:t>
+      </w:r>
+    </w:p>
+    <w:p>
+      <w:pPr>
+        <w:rPr>
+          <w:lang w:val="en-GB"/>
+        </w:rPr>
+      </w:pPr>
+      <w:r>
+        <w:rPr>
+          <w:color w:val="000000"/>
+          <w:lang w:val="en-GB"/>
+        </w:rPr>
+        <w:t xml:space="preserve">With 122 analysable participants, power is 85%, and 90% with complete follow-up; a simulation of the log-rank test stratified by clinic gave 83% and 88%. Because the assumed effect is optimistic by construction, we report power under weaker effects: 64%, 52% and 40% if recurrence under PARADISE is 30%, 32.5% and 35% (online supplemental file 5). The trial can therefore detect the hypothesised effect but not reliably half of it, and a null result will be interpreted with the confidence interval, the mediation analysis and the process evaluation together. For the mediator, assuming a usual-care adherence of 71% (SD 25%) </w:t>
       </w:r>
       <w:sdt>
         <w:sdtPr>
@@ -3579,7 +3557,7 @@
           <w:color w:val="000000"/>
           <w:lang w:val="en-GB"/>
         </w:rPr>
-        <w:t xml:space="preserve">, a standardised difference of 0.56 would be detected with 80% power with 50 participants per arm. Attrition is monitored against the 15% assumption, and recruitment will be extended if it is exceeded.</w:t>
+        <w:t xml:space="preserve">, a standardised difference of 0.56 requires 52 participants per arm for 80% power with a two-sided t test; with 61 analysable participants per arm, power is 87%. The trial is not powered for the indirect effect itself. Attrition is monitored against the 15% assumption, and recruitment will be extended if it is exceeded.</w:t>
       </w:r>
     </w:p>
     <w:p>
@@ -3637,7 +3615,7 @@
           <w:color w:val="000000"/>
           <w:lang w:val="en-GB"/>
         </w:rPr>
-        <w:t xml:space="preserve">Participants and clinicians cannot be blinded to a face-to-face education and footwear service, and no credible sham exists. Several features limit the resulting bias. Adherence is recorded by a sensor without participant or clinician input, and recurrence is a verifiable clinical event assessed against predefined criteria and standardised photographs in the same way in both arms. Outcome data for the clinical, economic and process evaluations are collected by two research assessors who do not deliver the intervention. Ulcer status is nevertheless determined by the treating team, as it is in practice, and no independent adjudication committee has been constituted.</w:t>
+        <w:t xml:space="preserve">Participants and clinicians cannot be blinded to a face-to-face education and footwear service, and no credible sham exists. Several features limit the resulting bias. Adherence is recorded by a sensor without participant or clinician input, and recurrence is a verifiable clinical event assessed against predefined criteria and standardised photographs in the same way in both arms. Outcome data for the clinical, economic and process evaluations are collected by two research assessors who do not deliver the intervention. The physicians who assess ulcer status are not informed of the allocation, but because participants, podiatrists and pedorthists know it, this cannot be guaranteed. Ulcer status is determined by the treating team, as it is in practice, and no independent adjudication committee has been constituted.</w:t>
       </w:r>
     </w:p>
     <w:p>
@@ -4128,29 +4106,7 @@
           <w:color w:val="000000"/>
           <w:lang w:val="en-GB"/>
         </w:rPr>
-        <w:t xml:space="preserve">Adherence is compared between arms with beta regression adjusted for clinic, reporting the marginal difference in percentage points with its 95% CI; linear regression with robust standard errors is a sensitivity analysis. Trajectories over 18 months are modelled with mixed-effects models with participants nested in clinics, which shows whether a difference is sustained after the counselling visits end. </w:t>
-      </w:r>
-      <w:commentRangeStart w:id="5"/>
-      <w:r>
-        <w:rPr>
-          <w:color w:val="000000"/>
-          <w:lang w:val="en-GB"/>
-        </w:rPr>
-        <w:t xml:space="preserve">Mediation is analysed in the</w:t>
-      </w:r>
-      <w:commentRangeEnd w:id="5"/>
-      <w:r>
-        <w:rPr>
-          <w:rStyle w:val="Verwijzingopmerking"/>
-        </w:rPr>
-        <w:commentReference w:id="5"/>
-      </w:r>
-      <w:r>
-        <w:rPr>
-          <w:color w:val="000000"/>
-          <w:lang w:val="en-GB"/>
-        </w:rPr>
-        <w:t xml:space="preserve"> counterfactual framework, estimating the natural indirect effect of allocation on recurrence through adherence, with adherence before each event treated as time-varying and sensitivity analyses for unmeasured confounding of the mediator–outcome relation </w:t>
+        <w:t xml:space="preserve">Adherence is compared between arms with beta regression adjusted for clinic, reporting the marginal difference in percentage points with its 95% CI; linear regression with robust standard errors is a sensitivity analysis. Trajectories over 18 months are modelled with mixed-effects models with participants nested in clinics, which shows whether a difference is sustained after the counselling visits end. Mediation is analysed in the counterfactual framework, estimating the natural indirect effect of allocation on recurrence through adherence, with adherence before each event treated as time-varying and sensitivity analyses for unmeasured confounding of the mediator–outcome relation </w:t>
       </w:r>
       <w:sdt>
         <w:sdtPr>
@@ -4189,64 +4145,11 @@
           <w:color w:val="000000"/>
           <w:lang w:val="en-GB"/>
         </w:rPr>
-        <w:t xml:space="preserve">. Because adherence is not randomised, the mediation analysis supports the primary result but cannot confirm a mechanism on its own.</w:t>
-      </w:r>
-    </w:p>
-    <w:p>
-      <w:pPr>
-        <w:pStyle w:val="Kop3"/>
-        <w:rPr>
-          <w:lang w:val="en-GB"/>
-        </w:rPr>
-      </w:pPr>
-      <w:r>
-        <w:rPr>
-          <w:b/>
-          <w:bCs/>
-          <w:color w:val="000000"/>
-          <w:lang w:val="en-GB"/>
-        </w:rPr>
-        <w:t xml:space="preserve">Secondary, subgroup and sensitivity analyses</w:t>
-      </w:r>
-    </w:p>
-    <w:p>
-      <w:pPr>
-        <w:rPr>
-          <w:lang w:val="en-GB"/>
-        </w:rPr>
-      </w:pPr>
-      <w:r>
-        <w:rPr>
-          <w:color w:val="000000"/>
-          <w:lang w:val="en-GB"/>
-        </w:rPr>
-        <w:t xml:space="preserve">Binary outcomes are analysed by logistic regression, continuous outcomes by linear or rank-based methods and time-to-event outcomes as the primary outcome, all adjusted for clinic. Four subgroups are pre-specified and tested by interaction: diabetes type, minor amputation versus healed ulcer only, </w:t>
-      </w:r>
-      <w:commentRangeStart w:id="6"/>
-      <w:r>
-        <w:rPr>
-          <w:color w:val="000000"/>
-          <w:lang w:val="en-GB"/>
-        </w:rPr>
-        <w:t xml:space="preserve">limited versus sufficient</w:t>
-      </w:r>
-      <w:commentRangeEnd w:id="6"/>
-      <w:r>
-        <w:rPr>
-          <w:rStyle w:val="Verwijzingopmerking"/>
-        </w:rPr>
-        <w:commentReference w:id="6"/>
-      </w:r>
-      <w:r>
-        <w:rPr>
-          <w:color w:val="000000"/>
-          <w:lang w:val="en-GB"/>
-        </w:rPr>
-        <w:t xml:space="preserve"> health literacy at baseline, and academic versus non-academic clinic, the last testing whether the service transfers beyond academic settings. Agreement between sensor-based and self-reported adherence, and between the waking-time and step-based definitions in the week of concurrent recording, is assessed with Bland–Altman analysis </w:t>
+        <w:t xml:space="preserve">. Because adherence is not randomised, the mediation analysis supports the primary result but cannot confirm a mechanism on its own, and the indirect effect is reported with its confidence interval rather than tested. As in DIAFOS </w:t>
       </w:r>
       <w:sdt>
         <w:sdtPr>
-          <w:tag w:val="CITATION BlandJ86"/>
+          <w:tag w:val="CITATION BusS13"/>
           <w:id w:val="1406147325"/>
           <w:citation/>
         </w:sdtPr>
@@ -4259,6 +4162,76 @@
             <w:rPr>
               <w:lang w:val="en-GB"/>
             </w:rPr>
+            <w:instrText xml:space="preserve"> CITATION BusS13 \l 1033 </w:instrText>
+          </w:r>
+          <w:r>
+            <w:fldChar w:fldCharType="separate"/>
+          </w:r>
+          <w:r>
+            <w:rPr>
+              <w:noProof/>
+              <w:lang w:val="en-GB"/>
+            </w:rPr>
+            <w:t>(9)</w:t>
+          </w:r>
+          <w:r>
+            <w:fldChar w:fldCharType="end"/>
+          </w:r>
+        </w:sdtContent>
+      </w:sdt>
+      <w:r>
+        <w:rPr>
+          <w:color w:val="000000"/>
+          <w:lang w:val="en-GB"/>
+        </w:rPr>
+        <w:t xml:space="preserve">, recurrence is also compared between participants whose average adherence over follow-up was at least 80% and those below that level; this comparison is not protected by randomisation and is presented descriptively.</w:t>
+      </w:r>
+    </w:p>
+    <w:p>
+      <w:pPr>
+        <w:pStyle w:val="Kop3"/>
+        <w:rPr>
+          <w:lang w:val="en-GB"/>
+        </w:rPr>
+      </w:pPr>
+      <w:r>
+        <w:rPr>
+          <w:b/>
+          <w:bCs/>
+          <w:color w:val="000000"/>
+          <w:lang w:val="en-GB"/>
+        </w:rPr>
+        <w:t xml:space="preserve">Secondary, subgroup and sensitivity analyses</w:t>
+      </w:r>
+    </w:p>
+    <w:p>
+      <w:pPr>
+        <w:rPr>
+          <w:lang w:val="en-GB"/>
+        </w:rPr>
+      </w:pPr>
+      <w:r>
+        <w:rPr>
+          <w:color w:val="000000"/>
+          <w:lang w:val="en-GB"/>
+        </w:rPr>
+        <w:t xml:space="preserve">Binary outcomes are analysed by logistic regression, continuous outcomes by linear or rank-based methods and time-to-event outcomes as the primary outcome, all adjusted for clinic. Four subgroups are pre-specified and tested by interaction: diabetes type, minor amputation versus healed ulcer only, limited versus sufficient health literacy at baseline, and academic versus non-academic clinic, the last testing whether the service transfers beyond academic settings. Agreement between sensor-based and self-reported adherence, and between the waking-time and step-based definitions in the week of concurrent recording, is assessed with Bland–Altman analysis </w:t>
+      </w:r>
+      <w:sdt>
+        <w:sdtPr>
+          <w:tag w:val="CITATION BlandJ86"/>
+          <w:id w:val="331324591"/>
+          <w:citation/>
+        </w:sdtPr>
+        <w:sdtEndPr/>
+        <w:sdtContent>
+          <w:r>
+            <w:fldChar w:fldCharType="begin"/>
+          </w:r>
+          <w:r>
+            <w:rPr>
+              <w:lang w:val="en-GB"/>
+            </w:rPr>
             <w:instrText xml:space="preserve"> CITATION BlandJ86 \l 1033 </w:instrText>
           </w:r>
           <w:r>
@@ -4377,7 +4350,7 @@
       <w:sdt>
         <w:sdtPr>
           <w:tag w:val="CITATION NettenJ24"/>
-          <w:id w:val="331324591"/>
+          <w:id w:val="1509760343"/>
           <w:citation/>
         </w:sdtPr>
         <w:sdtEndPr/>
@@ -4416,7 +4389,7 @@
       <w:sdt>
         <w:sdtPr>
           <w:tag w:val="CITATION BusS26"/>
-          <w:id w:val="1509760343"/>
+          <w:id w:val="1605502414"/>
           <w:citation/>
         </w:sdtPr>
         <w:sdtEndPr/>
@@ -4469,7 +4442,7 @@
       <w:sdt>
         <w:sdtPr>
           <w:tag w:val="CITATION HusereauD22"/>
-          <w:id w:val="1605502414"/>
+          <w:id w:val="391992232"/>
           <w:citation/>
         </w:sdtPr>
         <w:sdtEndPr/>
@@ -4508,7 +4481,7 @@
       <w:sdt>
         <w:sdtPr>
           <w:tag w:val="CITATION BouckaertN22"/>
-          <w:id w:val="391992232"/>
+          <w:id w:val="1161647891"/>
           <w:citation/>
         </w:sdtPr>
         <w:sdtEndPr/>
@@ -4547,7 +4520,7 @@
       <w:sdt>
         <w:sdtPr>
           <w:tag w:val="CITATION RoijenL24"/>
-          <w:id w:val="1161647891"/>
+          <w:id w:val="1108286053"/>
           <w:citation/>
         </w:sdtPr>
         <w:sdtEndPr/>
@@ -4586,7 +4559,7 @@
       <w:sdt>
         <w:sdtPr>
           <w:tag w:val="CITATION PrompersL082"/>
-          <w:id w:val="1108286053"/>
+          <w:id w:val="249543400"/>
           <w:citation/>
         </w:sdtPr>
         <w:sdtEndPr/>
@@ -4654,7 +4627,7 @@
       <w:sdt>
         <w:sdtPr>
           <w:tag w:val="CITATION SkivingtonK21"/>
-          <w:id w:val="249543400"/>
+          <w:id w:val="609647301"/>
           <w:citation/>
         </w:sdtPr>
         <w:sdtEndPr/>
@@ -4707,7 +4680,7 @@
       <w:sdt>
         <w:sdtPr>
           <w:tag w:val="CITATION BraunV06"/>
-          <w:id w:val="609647301"/>
+          <w:id w:val="1699003400"/>
           <w:citation/>
         </w:sdtPr>
         <w:sdtEndPr/>
@@ -4746,7 +4719,7 @@
       <w:sdt>
         <w:sdtPr>
           <w:tag w:val="CITATION OCathainA10"/>
-          <w:id w:val="1699003400"/>
+          <w:id w:val="560414991"/>
           <w:citation/>
         </w:sdtPr>
         <w:sdtEndPr/>
@@ -4785,7 +4758,7 @@
       <w:sdt>
         <w:sdtPr>
           <w:tag w:val="CITATION MayC16"/>
-          <w:id w:val="560414991"/>
+          <w:id w:val="908457888"/>
           <w:citation/>
         </w:sdtPr>
         <w:sdtEndPr/>
@@ -4853,7 +4826,7 @@
       <w:sdt>
         <w:sdtPr>
           <w:tag w:val="CITATION ICHE6R3"/>
-          <w:id w:val="908457888"/>
+          <w:id w:val="204594030"/>
           <w:citation/>
         </w:sdtPr>
         <w:sdtEndPr/>
@@ -4892,7 +4865,7 @@
       <w:sdt>
         <w:sdtPr>
           <w:tag w:val="CITATION EMADMC05"/>
-          <w:id w:val="204594030"/>
+          <w:id w:val="1954419585"/>
           <w:citation/>
         </w:sdtPr>
         <w:sdtEndPr/>
@@ -4941,118 +4914,6 @@
           <w:lang w:val="en-GB"/>
         </w:rPr>
         <w:t xml:space="preserve">Adverse events, adverse device effects and device deficiencies are recorded at every visit and reported according to ISO 14155 and MDCG guidance </w:t>
-      </w:r>
-      <w:sdt>
-        <w:sdtPr>
-          <w:tag w:val="CITATION ISO14155"/>
-          <w:id w:val="1954419585"/>
-          <w:citation/>
-        </w:sdtPr>
-        <w:sdtEndPr/>
-        <w:sdtContent>
-          <w:r>
-            <w:fldChar w:fldCharType="begin"/>
-          </w:r>
-          <w:r>
-            <w:rPr>
-              <w:lang w:val="en-GB"/>
-            </w:rPr>
-            <w:instrText xml:space="preserve"> CITATION ISO14155 \m MDCG2020 \l 1033 </w:instrText>
-          </w:r>
-          <w:r>
-            <w:fldChar w:fldCharType="separate"/>
-          </w:r>
-          <w:r>
-            <w:rPr>
-              <w:noProof/>
-              <w:lang w:val="en-GB"/>
-            </w:rPr>
-            <w:t>(31,72)</w:t>
-          </w:r>
-          <w:r>
-            <w:fldChar w:fldCharType="end"/>
-          </w:r>
-        </w:sdtContent>
-      </w:sdt>
-      <w:r>
-        <w:rPr>
-          <w:color w:val="000000"/>
-          <w:lang w:val="en-GB"/>
-        </w:rPr>
-        <w:t xml:space="preserve">. Anticipated device-related events are friction lesions during accommodation, skin irritation at the sensor site and discomfort from the orthosis. Every ulcer is an outcome event and is also assessed for its relation to the orthosis.</w:t>
-      </w:r>
-    </w:p>
-    <w:p>
-      <w:pPr>
-        <w:pStyle w:val="Kop2"/>
-        <w:rPr>
-          <w:lang w:val="en-GB"/>
-        </w:rPr>
-      </w:pPr>
-      <w:r>
-        <w:rPr>
-          <w:color w:val="000000"/>
-          <w:lang w:val="en-GB"/>
-        </w:rPr>
-        <w:t xml:space="preserve">Patient and public involvement</w:t>
-      </w:r>
-    </w:p>
-    <w:p>
-      <w:pPr>
-        <w:rPr>
-          <w:lang w:val="en-GB"/>
-        </w:rPr>
-      </w:pPr>
-      <w:commentRangeStart w:id="7"/>
-      <w:r>
-        <w:rPr>
-          <w:color w:val="000000"/>
-          <w:lang w:val="en-GB"/>
-        </w:rPr>
-        <w:t xml:space="preserve">The Diabetes Liga, the Flemish diabetes association</w:t>
-      </w:r>
-      <w:commentRangeEnd w:id="7"/>
-      <w:r>
-        <w:rPr>
-          <w:rStyle w:val="Verwijzingopmerking"/>
-        </w:rPr>
-        <w:commentReference w:id="7"/>
-      </w:r>
-      <w:r>
-        <w:rPr>
-          <w:color w:val="000000"/>
-          <w:lang w:val="en-GB"/>
-        </w:rPr>
-        <w:t xml:space="preserve">, is represented on the advisory committee by a diabetes expert and a patient expert. During earlier pilot implementation in Belgian clinics, patients' views on the acceptability of footwear and the burden of monitoring shaped the sensor-review procedure in SEBIA, and patient representatives reviewed the participant information and consent documents. Participants will receive a plain-language summary of the results, which will also be shared with patient organisations.</w:t>
-      </w:r>
-    </w:p>
-    <w:p>
-      <w:pPr>
-        <w:pStyle w:val="Kop1"/>
-        <w:rPr>
-          <w:lang w:val="en-GB"/>
-        </w:rPr>
-      </w:pPr>
-      <w:r>
-        <w:rPr>
-          <w:color w:val="000000"/>
-          <w:lang w:val="en-GB"/>
-        </w:rPr>
-        <w:t xml:space="preserve">Ethics and dissemination</w:t>
-      </w:r>
-    </w:p>
-    <w:p>
-      <w:pPr>
-        <w:rPr>
-          <w:lang w:val="en-GB"/>
-        </w:rPr>
-      </w:pPr>
-      <w:r>
-        <w:rPr>
-          <w:color w:val="000000"/>
-          <w:lang w:val="en-GB"/>
-        </w:rPr>
-        <w:t xml:space="preserve">The trial is conducted according to ISO 14155:2020 </w:t>
       </w:r>
       <w:sdt>
         <w:sdtPr>
@@ -5069,6 +4930,118 @@
             <w:rPr>
               <w:lang w:val="en-GB"/>
             </w:rPr>
+            <w:instrText xml:space="preserve"> CITATION ISO14155 \m MDCG2020 \l 1033 </w:instrText>
+          </w:r>
+          <w:r>
+            <w:fldChar w:fldCharType="separate"/>
+          </w:r>
+          <w:r>
+            <w:rPr>
+              <w:noProof/>
+              <w:lang w:val="en-GB"/>
+            </w:rPr>
+            <w:t>(31,72)</w:t>
+          </w:r>
+          <w:r>
+            <w:fldChar w:fldCharType="end"/>
+          </w:r>
+        </w:sdtContent>
+      </w:sdt>
+      <w:r>
+        <w:rPr>
+          <w:color w:val="000000"/>
+          <w:lang w:val="en-GB"/>
+        </w:rPr>
+        <w:t xml:space="preserve">. Anticipated device-related events are friction lesions during accommodation, skin irritation at the sensor site and discomfort from the orthosis. Every ulcer is an outcome event and is also assessed for its relation to the orthosis.</w:t>
+      </w:r>
+    </w:p>
+    <w:p>
+      <w:pPr>
+        <w:pStyle w:val="Kop2"/>
+        <w:rPr>
+          <w:lang w:val="en-GB"/>
+        </w:rPr>
+      </w:pPr>
+      <w:r>
+        <w:rPr>
+          <w:color w:val="000000"/>
+          <w:lang w:val="en-GB"/>
+        </w:rPr>
+        <w:t xml:space="preserve">Patient and public involvement</w:t>
+      </w:r>
+    </w:p>
+    <w:p>
+      <w:pPr>
+        <w:rPr>
+          <w:lang w:val="en-GB"/>
+        </w:rPr>
+      </w:pPr>
+      <w:commentRangeStart w:id="4"/>
+      <w:r>
+        <w:rPr>
+          <w:color w:val="000000"/>
+          <w:lang w:val="en-GB"/>
+        </w:rPr>
+        <w:t xml:space="preserve">The Diabetes Liga, the Flemish diabetes association</w:t>
+      </w:r>
+      <w:commentRangeEnd w:id="4"/>
+      <w:r>
+        <w:rPr>
+          <w:rStyle w:val="Verwijzingopmerking"/>
+        </w:rPr>
+        <w:commentReference w:id="4"/>
+      </w:r>
+      <w:r>
+        <w:rPr>
+          <w:color w:val="000000"/>
+          <w:lang w:val="en-GB"/>
+        </w:rPr>
+        <w:t xml:space="preserve">, is represented on the advisory committee by a diabetes expert and a patient expert. During earlier pilot implementation in Belgian clinics, patients' views on the acceptability of footwear and the burden of monitoring shaped the sensor-review procedure in SEBIA, and patient representatives reviewed the participant information and consent documents. Participants will receive a plain-language summary of the results, which will also be shared with patient organisations.</w:t>
+      </w:r>
+    </w:p>
+    <w:p>
+      <w:pPr>
+        <w:pStyle w:val="Kop1"/>
+        <w:rPr>
+          <w:lang w:val="en-GB"/>
+        </w:rPr>
+      </w:pPr>
+      <w:r>
+        <w:rPr>
+          <w:color w:val="000000"/>
+          <w:lang w:val="en-GB"/>
+        </w:rPr>
+        <w:t xml:space="preserve">Ethics and dissemination</w:t>
+      </w:r>
+    </w:p>
+    <w:p>
+      <w:pPr>
+        <w:rPr>
+          <w:lang w:val="en-GB"/>
+        </w:rPr>
+      </w:pPr>
+      <w:r>
+        <w:rPr>
+          <w:color w:val="000000"/>
+          <w:lang w:val="en-GB"/>
+        </w:rPr>
+        <w:t xml:space="preserve">The trial is conducted according to ISO 14155:2020 </w:t>
+      </w:r>
+      <w:sdt>
+        <w:sdtPr>
+          <w:tag w:val="CITATION ISO14155"/>
+          <w:id w:val="764273333"/>
+          <w:citation/>
+        </w:sdtPr>
+        <w:sdtEndPr/>
+        <w:sdtContent>
+          <w:r>
+            <w:fldChar w:fldCharType="begin"/>
+          </w:r>
+          <w:r>
+            <w:rPr>
+              <w:lang w:val="en-GB"/>
+            </w:rPr>
             <w:instrText xml:space="preserve"> CITATION ISO14155 \l 1033 </w:instrText>
           </w:r>
           <w:r>
@@ -5096,7 +5069,7 @@
       <w:sdt>
         <w:sdtPr>
           <w:tag w:val="CITATION WMA24"/>
-          <w:id w:val="764273333"/>
+          <w:id w:val="1369498007"/>
           <w:citation/>
         </w:sdtPr>
         <w:sdtEndPr/>
@@ -5163,7 +5136,7 @@
       <w:sdt>
         <w:sdtPr>
           <w:tag w:val="CITATION BusS13"/>
-          <w:id w:val="1369498007"/>
+          <w:id w:val="625585944"/>
           <w:citation/>
         </w:sdtPr>
         <w:sdtEndPr/>
@@ -5234,22 +5207,22 @@
           <w:color w:val="000000"/>
           <w:lang w:val="en-GB"/>
         </w:rPr>
-        <w:t xml:space="preserve"> JDB and KD conceived the trial and designed the investigation plan. JDB drafted the protocol and this manuscript, developed the pressure-measurement and adherence-monitoring procedures, and coordinates the trial across sites. KD supervised the biomechanical design and the offloading criteria. FD designed the behavioural intervention and the process evaluation and leads the motivational interviewing training. MF and KP designed the health economic evaluation. All authors critically revised the manuscript and approved the final version. ▮ </w:t>
-      </w:r>
-      <w:commentRangeStart w:id="8"/>
-      <w:r>
-        <w:rPr>
-          <w:color w:val="000000"/>
-          <w:lang w:val="en-GB"/>
-        </w:rPr>
-        <w:t xml:space="preserve">is the guarantor</w:t>
-      </w:r>
-      <w:commentRangeEnd w:id="8"/>
+        <w:t xml:space="preserve"> JDB and KD conceived the trial and designed the investigation plan. JDB drafted the protocol and this manuscript, developed the pressure-measurement and adherence-monitoring procedures, and coordinates the trial across sites. KD supervised the biomechanical design and the offloading criteria. FD designed the behavioural intervention and the process evaluation and leads the motivational interviewing training. MF and KP designed the health economic evaluation. All authors critically revised the manuscript and approved the final version. </w:t>
+      </w:r>
+      <w:commentRangeStart w:id="5"/>
+      <w:r>
+        <w:rPr>
+          <w:color w:val="000000"/>
+          <w:lang w:val="en-GB"/>
+        </w:rPr>
+        <w:t xml:space="preserve">KD is the guarantor</w:t>
+      </w:r>
+      <w:commentRangeEnd w:id="5"/>
       <w:r>
         <w:rPr>
           <w:rStyle w:val="Verwijzingopmerking"/>
         </w:rPr>
-        <w:commentReference w:id="8"/>
+        <w:commentReference w:id="5"/>
       </w:r>
       <w:r>
         <w:rPr>
@@ -5373,7 +5346,7 @@
         </w:rPr>
         <w:t xml:space="preserve"> This study involves human participants and </w:t>
       </w:r>
-      <w:commentRangeStart w:id="9"/>
+      <w:commentRangeStart w:id="6"/>
       <w:r>
         <w:rPr>
           <w:color w:val="000000"/>
@@ -5381,12 +5354,12 @@
         </w:rPr>
         <w:t xml:space="preserve">is submitted for approval to the Ethics</w:t>
       </w:r>
-      <w:commentRangeEnd w:id="9"/>
+      <w:commentRangeEnd w:id="6"/>
       <w:r>
         <w:rPr>
           <w:rStyle w:val="Verwijzingopmerking"/>
         </w:rPr>
-        <w:commentReference w:id="9"/>
+        <w:commentReference w:id="6"/>
       </w:r>
       <w:r>
         <w:rPr>
@@ -12422,7 +12395,7 @@
       <w:sdt>
         <w:sdtPr>
           <w:tag w:val="CITATION MillerW13"/>
-          <w:id w:val="625585944"/>
+          <w:id w:val="188346637"/>
           <w:citation/>
         </w:sdtPr>
         <w:sdtEndPr/>
@@ -12479,7 +12452,7 @@
       <w:sdt>
         <w:sdtPr>
           <w:tag w:val="CITATION MichieS13"/>
-          <w:id w:val="188346637"/>
+          <w:id w:val="1368451177"/>
           <w:citation/>
         </w:sdtPr>
         <w:sdtEndPr/>
@@ -12536,7 +12509,7 @@
       <w:sdt>
         <w:sdtPr>
           <w:tag w:val="CITATION MichieS11"/>
-          <w:id w:val="1368451177"/>
+          <w:id w:val="1752252596"/>
           <w:citation/>
         </w:sdtPr>
         <w:sdtEndPr/>
@@ -14927,7 +14900,7 @@
         <w:annotationRef/>
       </w:r>
       <w:r>
-        <w:t xml:space="preserve"> Uit het SEBIA-script (eCRF 17) en de fidelity-checklist (eCRF 44). De BCT-codering in tabel 2 laten nakijken door Fabienne. Het script vermeldt de NAFF ook op V4, V6 en V8; hier staat V1 en V2 volgens het FWO-dossier.</w:t>
+        <w:t xml:space="preserve"> Uit het SEBIA-script (eCRF 17) en de fidelity-checklist (eCRF 44). De BCT-codering in tabel 2 laten nakijken door Fabienne. NAFF op V1 en V2 volgens het FWO-dossier; het script en eCRF 18 vermelden de NAFF ook op V4, V6 en V8 en moeten nog gelijkgezet worden.</w:t>
       </w:r>
     </w:p>
   </w:comment>
@@ -14943,7 +14916,7 @@
         <w:annotationRef/>
       </w:r>
       <w:r>
-        <w:t xml:space="preserve"> Nieuwe operationalisering van "adherentie op 12 maanden": het Orthotimer-interval maand 9–12. Bevestigen met de statisticus en vastleggen in het SAP (ook in tabel 4).</w:t>
+        <w:t xml:space="preserve"> Uit het FWO-dossier. Nakijken of de pilootfeedback en het nalezen van de documenten door patiëntvertegenwoordigers zo kloppen.</w:t>
       </w:r>
     </w:p>
   </w:comment>
@@ -14959,59 +14932,11 @@
         <w:annotationRef/>
       </w:r>
       <w:r>
-        <w:t xml:space="preserve"> Concrete mediatiemethode zoals reviewers die vragen. Laten bevestigen door de statisticus en vastleggen in het SAP.</w:t>
+        <w:t xml:space="preserve"> Voorstel: Kevin Deschamps als PI en promotor neemt de eindverantwoordelijkheid. Laten bevestigen door Kevin.</w:t>
       </w:r>
     </w:p>
   </w:comment>
   <w:comment w:id="6" w:author="Claude" w:initials="C" w:date="2026-10-19T12:00:00Z">
-    <w:p>
-      <w:pPr>
-        <w:pStyle w:val="Tekstopmerking"/>
-      </w:pPr>
-      <w:r>
-        <w:rPr>
-          <w:rStyle w:val="Verwijzingopmerking"/>
-        </w:rPr>
-        <w:annotationRef/>
-      </w:r>
-      <w:r>
-        <w:t xml:space="preserve"> Vervangt "baseline adherence above or below 80%": een subgroep moet vóór de randomisatie gemeten zijn, en de sensoren starten pas op V2. Gezondheidsgeletterdheid (HLS-EU-Q6) wordt op V1 bij iedereen gemeten. Bevestigen met de statisticus.</w:t>
-      </w:r>
-    </w:p>
-  </w:comment>
-  <w:comment w:id="7" w:author="Claude" w:initials="C" w:date="2026-10-19T12:00:00Z">
-    <w:p>
-      <w:pPr>
-        <w:pStyle w:val="Tekstopmerking"/>
-      </w:pPr>
-      <w:r>
-        <w:rPr>
-          <w:rStyle w:val="Verwijzingopmerking"/>
-        </w:rPr>
-        <w:annotationRef/>
-      </w:r>
-      <w:r>
-        <w:t xml:space="preserve"> Uit het FWO-dossier. Nakijken of de pilootfeedback en het nalezen van de documenten door patiëntvertegenwoordigers zo kloppen.</w:t>
-      </w:r>
-    </w:p>
-  </w:comment>
-  <w:comment w:id="8" w:author="Claude" w:initials="C" w:date="2026-10-19T12:00:00Z">
-    <w:p>
-      <w:pPr>
-        <w:pStyle w:val="Tekstopmerking"/>
-      </w:pPr>
-      <w:r>
-        <w:rPr>
-          <w:rStyle w:val="Verwijzingopmerking"/>
-        </w:rPr>
-        <w:annotationRef/>
-      </w:r>
-      <w:r>
-        <w:t xml:space="preserve"> BMJ vraagt een guarantor (meestal de senior of corresponderende auteur). In te vullen.</w:t>
-      </w:r>
-    </w:p>
-  </w:comment>
-  <w:comment w:id="9" w:author="Claude" w:initials="C" w:date="2026-10-19T12:00:00Z">
     <w:p>
       <w:pPr>
         <w:pStyle w:val="Tekstopmerking"/>

--- a/protocol paper/BMJ Open/PARADISE_protocol_BMJOpen.docx
+++ b/protocol paper/BMJ Open/PARADISE_protocol_BMJOpen.docx
@@ -14840,7 +14840,7 @@
 
 <file path=word/comments.xml><?xml version="1.0" encoding="utf-8"?>
 <w:comments xmlns:w="http://schemas.openxmlformats.org/wordprocessingml/2006/main">
-  <w:comment w:id="0" w:author="Claude" w:initials="C" w:date="2026-10-19T12:00:00Z">
+  <w:comment w:id="0" w:author="Janou De Buyser" w:initials="JDB" w:date="2026-10-19T12:00:00Z">
     <w:p>
       <w:pPr>
         <w:pStyle w:val="Tekstopmerking"/>
@@ -14856,7 +14856,7 @@
       </w:r>
     </w:p>
   </w:comment>
-  <w:comment w:id="1" w:author="Claude" w:initials="C" w:date="2026-10-19T12:00:00Z">
+  <w:comment w:id="1" w:author="Janou De Buyser" w:initials="JDB" w:date="2026-10-19T12:00:00Z">
     <w:p>
       <w:pPr>
         <w:pStyle w:val="Tekstopmerking"/>
@@ -14872,7 +14872,7 @@
       </w:r>
     </w:p>
   </w:comment>
-  <w:comment w:id="2" w:author="Claude" w:initials="C" w:date="2026-10-19T12:00:00Z">
+  <w:comment w:id="2" w:author="Janou De Buyser" w:initials="JDB" w:date="2026-10-19T12:00:00Z">
     <w:p>
       <w:pPr>
         <w:pStyle w:val="Tekstopmerking"/>
@@ -14888,7 +14888,7 @@
       </w:r>
     </w:p>
   </w:comment>
-  <w:comment w:id="3" w:author="Claude" w:initials="C" w:date="2026-10-19T12:00:00Z">
+  <w:comment w:id="3" w:author="Janou De Buyser" w:initials="JDB" w:date="2026-10-19T12:00:00Z">
     <w:p>
       <w:pPr>
         <w:pStyle w:val="Tekstopmerking"/>
@@ -14904,7 +14904,7 @@
       </w:r>
     </w:p>
   </w:comment>
-  <w:comment w:id="4" w:author="Claude" w:initials="C" w:date="2026-10-19T12:00:00Z">
+  <w:comment w:id="4" w:author="Janou De Buyser" w:initials="JDB" w:date="2026-10-19T12:00:00Z">
     <w:p>
       <w:pPr>
         <w:pStyle w:val="Tekstopmerking"/>
@@ -14920,7 +14920,7 @@
       </w:r>
     </w:p>
   </w:comment>
-  <w:comment w:id="5" w:author="Claude" w:initials="C" w:date="2026-10-19T12:00:00Z">
+  <w:comment w:id="5" w:author="Janou De Buyser" w:initials="JDB" w:date="2026-10-19T12:00:00Z">
     <w:p>
       <w:pPr>
         <w:pStyle w:val="Tekstopmerking"/>
@@ -14936,7 +14936,7 @@
       </w:r>
     </w:p>
   </w:comment>
-  <w:comment w:id="6" w:author="Claude" w:initials="C" w:date="2026-10-19T12:00:00Z">
+  <w:comment w:id="6" w:author="Janou De Buyser" w:initials="JDB" w:date="2026-10-19T12:00:00Z">
     <w:p>
       <w:pPr>
         <w:pStyle w:val="Tekstopmerking"/>

--- a/protocol paper/BMJ Open/PARADISE_protocol_BMJOpen.docx
+++ b/protocol paper/BMJ Open/PARADISE_protocol_BMJOpen.docx
@@ -5667,17 +5667,6 @@
               <w:spacing w:before="20" w:after="20" w:line="240" w:lineRule="auto"/>
               <w:jc w:val="center"/>
             </w:pPr>
-          </w:p>
-        </w:tc>
-        <w:tc>
-          <w:tcPr>
-            <w:tcW w:w="580" w:type="dxa"/>
-          </w:tcPr>
-          <w:p>
-            <w:pPr>
-              <w:spacing w:before="20" w:after="20" w:line="240" w:lineRule="auto"/>
-              <w:jc w:val="center"/>
-            </w:pPr>
             <w:r>
               <w:rPr>
                 <w:color w:val="000000"/>
@@ -5686,6 +5675,17 @@
               </w:rPr>
               <w:t>X</w:t>
             </w:r>
+          </w:p>
+        </w:tc>
+        <w:tc>
+          <w:tcPr>
+            <w:tcW w:w="580" w:type="dxa"/>
+          </w:tcPr>
+          <w:p>
+            <w:pPr>
+              <w:spacing w:before="20" w:after="20" w:line="240" w:lineRule="auto"/>
+              <w:jc w:val="center"/>
+            </w:pPr>
           </w:p>
         </w:tc>
         <w:tc>
@@ -8234,7 +8234,6 @@
         </w:rPr>
         <w:t xml:space="preserve">In both arms, a temperature sensor (Orthotimer, Rollerwerk, Balingen, Germany; 9 × 13 × 4.5 mm) is embedded in the orthosis at delivery. It records temperature every 15 minutes in a ring buffer of about 100 days and is read out every 3 months, which leaves a margin before data are overwritten. </w:t>
       </w:r>
-      <w:commentRangeStart w:id="2"/>
       <w:r>
         <w:rPr>
           <w:color w:val="000000"/>
@@ -8242,19 +8241,12 @@
         </w:rPr>
         <w:t xml:space="preserve">To express wear relative to each</w:t>
       </w:r>
-      <w:commentRangeEnd w:id="2"/>
-      <w:r>
-        <w:rPr>
-          <w:rStyle w:val="Verwijzingopmerking"/>
-        </w:rPr>
-        <w:commentReference w:id="2"/>
-      </w:r>
-      <w:r>
-        <w:rPr>
-          <w:color w:val="000000"/>
-          <w:lang w:val="en-GB"/>
-        </w:rPr>
-        <w:t xml:space="preserve"> participant's day, participants also wear an accelerometer (MoveMonitor, McRoberts, The Hague, the Netherlands) on the lower back for 7 days from the second visit. It records weight-bearing time and steps and yields the participant's habitual waking time, from rising to going to bed. Waking time is the denominator for adherence because a fixed number of hours would penalise inactive participants and flatter active ones; clinically, the message is that protective footwear should be worn from getting up until going to bed. Because both devices record during the same week, adherence can also be expressed as the proportion of steps taken while the prescribed footwear is worn </w:t>
+      <w:r>
+        <w:rPr>
+          <w:color w:val="000000"/>
+          <w:lang w:val="en-GB"/>
+        </w:rPr>
+        <w:t xml:space="preserve"> participant's day, participants also wear an accelerometer (MoveMonitor, McRoberts, The Hague, the Netherlands) on the lower back for 7 days after the baseline visit and return it at the second visit. It records weight-bearing time and steps and yields the participant's habitual waking time, from rising to going to bed. Waking time is the denominator for adherence because a fixed number of hours would penalise inactive participants and flatter active ones; clinically, the message is that protective footwear should be worn from getting up until going to bed. Expressing adherence as the proportion of steps taken while the prescribed footwear is worn </w:t>
       </w:r>
       <w:sdt>
         <w:sdtPr>
@@ -8293,7 +8285,7 @@
           <w:color w:val="000000"/>
           <w:lang w:val="en-GB"/>
         </w:rPr>
-        <w:t xml:space="preserve">, and the two definitions can be compared within the same participants.</w:t>
+        <w:t xml:space="preserve"> would require both devices to record in the same week; here the accelerometer week precedes delivery of the orthosis.</w:t>
       </w:r>
     </w:p>
     <w:p>
@@ -14875,22 +14867,6 @@
       </w:r>
       <w:r>
         <w:t xml:space="preserve"> Data uit de planning van 30/9 (Go/No-Go 23/2/2027, 12 maanden inclusie, laatste visite eind augustus 2029). Protocolversie: 1.0 van 17/5, met amendementen die nog goedgekeurd moeten worden; versienummer nakijken vóór indiening.</w:t>
-      </w:r>
-    </w:p>
-  </w:comment>
-  <w:comment w:id="2" w:author="Janou De Buyser" w:initials="JDB" w:date="2026-10-19T12:00:00Z">
-    <w:p>
-      <w:pPr>
-        <w:pStyle w:val="Tekstopmerking"/>
-      </w:pPr>
-      <w:r>
-        <w:rPr>
-          <w:rStyle w:val="Verwijzingopmerking"/>
-        </w:rPr>
-        <w:annotationRef/>
-      </w:r>
-      <w:r>
-        <w:t xml:space="preserve"> Voorstel Janou (19/10): MoveMonitor op V2 in plaats van V1, gelijktijdig met de Orthotimer in de nieuwe zool, zodat beide definities van therapietrouw per deelnemer vergeleken kunnen worden. Nog te bevestigen door de PI; protocol, eCRF, REDCap, ICF en CLAUDE.md staan nog op "alleen baseline".</w:t>
       </w:r>
     </w:p>
   </w:comment>

--- a/protocol paper/BMJ Open/PARADISE_protocol_BMJOpen.docx
+++ b/protocol paper/BMJ Open/PARADISE_protocol_BMJOpen.docx
@@ -7859,7 +7859,39 @@
           <w:color w:val="000000"/>
           <w:lang w:val="en-GB"/>
         </w:rPr>
-        <w:t xml:space="preserve">; receive renal replacement or immunosuppressive therapy; have an illness expected to limit survival to less than 18 months; cannot consent or follow study instructions; use a device that prevents sensor placement, such as an ankle-foot orthosis; or decline the protective footwear or the sensor.</w:t>
+        <w:t xml:space="preserve">; receive renal replacement or immunosuppressive therapy; have an illness expected to limit survival to less than 18 months; cannot consent or follow study instructions; use a device that prevents sensor placement, such as an ankle-foot orthosis; </w:t>
+      </w:r>
+      <w:del w:id="1002" w:author="Claude" w:date="2026-10-27T14:00:00Z">
+        <w:r>
+          <w:rPr>
+            <w:color w:val="000000"/>
+            <w:lang w:val="en-GB"/>
+          </w:rPr>
+          <w:delText xml:space="preserve">or </w:delText>
+        </w:r>
+      </w:del>
+      <w:r>
+        <w:rPr>
+          <w:color w:val="000000"/>
+          <w:lang w:val="en-GB"/>
+        </w:rPr>
+        <w:t xml:space="preserve">decline the protective footwear or the sensor</w:t>
+      </w:r>
+      <w:ins w:id="1003" w:author="Claude" w:date="2026-10-27T14:00:00Z">
+        <w:r>
+          <w:rPr>
+            <w:color w:val="000000"/>
+            <w:lang w:val="en-GB"/>
+          </w:rPr>
+          <w:t xml:space="preserve">; or take part in another clinical trial at the same time</w:t>
+        </w:r>
+      </w:ins>
+      <w:r>
+        <w:rPr>
+          <w:color w:val="000000"/>
+          <w:lang w:val="en-GB"/>
+        </w:rPr>
+        <w:t xml:space="preserve">.</w:t>
       </w:r>
     </w:p>
     <w:p>
